--- a/ClinicaOdontologica/Informe_Final_Clinica_Odontologica.docx
+++ b/ClinicaOdontologica/Informe_Final_Clinica_Odontologica.docx
@@ -96,7 +96,7 @@
           <w:sz w:val="24"/>
           <w:szCs w:val="24"/>
         </w:rPr>
-        <w:t xml:space="preserve">El presente informe documenta el desarrollo del sistema de gestión para una clínica odontológica, elaborado como trabajo práctico integrador de la materia Programación Orientada a Objetos (POO). El sistema permite administrar pacientes, odontólogos, secretarias y turnos a través de una interfaz gráfica completa desarrollada con Java Swing, con persistencia de datos en archivos binarios.</w:t>
+        <w:t xml:space="preserve">El presente informe documenta el desarrollo del sistema de gestión para una clínica odontológica, elaborado como trabajo práctico integrador de la materia Programación Orientada a Objetos (POO). El sistema permite administrar pacientes, odontólogos, secretarias y turnos a través de una interfaz gráfica completa desarrollada con Java Swing, con persistencia de datos en archivos de texto.</w:t>
       </w:r>
     </w:p>
     <w:p>
@@ -260,7 +260,7 @@
           <w:sz w:val="24"/>
           <w:szCs w:val="24"/>
         </w:rPr>
-        <w:t xml:space="preserve">Contiene las clases de dominio del negocio. Todas implementan la interfaz Serializable para soportar persistencia.</w:t>
+        <w:t xml:space="preserve">Contiene las clases de dominio del negocio. Todas implementan la interfaz Serializable como buena práctica de diseño en Java.</w:t>
       </w:r>
     </w:p>
     <w:p>
@@ -420,7 +420,7 @@
           <w:sz w:val="24"/>
           <w:szCs w:val="24"/>
         </w:rPr>
-        <w:t xml:space="preserve">La clase PersistenciaServicio serializa y deserializa los repositorios completos a archivos binarios (.dat) en la carpeta datos/. Al cargar, resetea los contadores de ID estáticos al máximo encontrado para evitar colisiones de identificadores.</w:t>
+        <w:t xml:space="preserve">La clase PersistenciaServicio guarda y carga los datos en archivos de texto plano con formato CSV (separador “;”) en la carpeta datos/: pacientes.txt, odontologos.txt, secretarias.txt y turnos.txt. Al cargar, resetea los contadores de ID estáticos al máximo encontrado para evitar colisiones de identificadores. Los turnos se cargan en último lugar, recibiendo los repositorios ya inicializados para resolver las referencias a Paciente, Odontólogo y Secretaria por ID; una vez construido cada Turno, se invoca agregarTurno() en cada entidad para reconstruir los historiales en memoria.</w:t>
       </w:r>
     </w:p>
     <w:p>
@@ -570,7 +570,7 @@
           <w:sz w:val="24"/>
           <w:szCs w:val="24"/>
         </w:rPr>
-        <w:t xml:space="preserve">3.4 Persistencia con Java Serialization</w:t>
+        <w:t xml:space="preserve">3.4 Persistencia con Archivos de Texto (CSV)</w:t>
       </w:r>
     </w:p>
     <w:p>
@@ -584,7 +584,7 @@
           <w:sz w:val="24"/>
           <w:szCs w:val="24"/>
         </w:rPr>
-        <w:t xml:space="preserve">Se eligió serialización binaria (ObjectOutputStream/ObjectInputStream) por su simplicidad de implementación y compatibilidad nativa con Java. Los repositorios completos se serializan como objetos, incluyendo todos los datos cargados en memoria. Se implementó el reseteo de contadores estáticos post-carga para preservar la continuidad de los IDs.</w:t>
+        <w:t xml:space="preserve">Se eligió persistencia en archivos de texto plano (CSV con separador “;”) por su legibilidad, facilidad de depuración y compatibilidad con cualquier editor de texto. Cada entidad se guarda en su propio archivo dentro de la carpeta datos/. La carga sigue un orden estricto: primero Pacientes, Odontólogos y Secretarias; luego Turnos, cuyo método cargarTurnos() recibe los tres repositorios ya inicializados para resolver las referencias por ID. Al reconstruir cada Turno se invoca agregarTurno() en la entidad correspondiente, restaurando así los historiales en memoria. Los contadores estáticos de ID se resetean al máximo cargado para garantizar la continuidad de los identificadores.</w:t>
       </w:r>
     </w:p>
     <w:p>
@@ -976,7 +976,7 @@
           <w:sz w:val="24"/>
           <w:szCs w:val="24"/>
         </w:rPr>
-        <w:t xml:space="preserve">La integración de Java Swing en la entrega final representó el mayor desafío: gestionar el Event Dispatch Thread (EDT), coordinar el estado entre pestañas y manejar la serialización de datos con contadores estáticos fueron problemas que requirieron una comprensión profunda del lenguaje y del framework.</w:t>
+        <w:t xml:space="preserve">La integración de Java Swing en la entrega final representó el mayor desafío: gestionar el Event Dispatch Thread (EDT), coordinar el estado entre pestañas y manejar la persistencia en archivos de texto con resolución de referencias cruzadas y contadores estáticos fueron problemas que requirieron una comprensión profunda del lenguaje y del framework.</w:t>
       </w:r>
     </w:p>
     <w:p>
